--- a/NMCNTT_BTVN_SS8_EX2.docx
+++ b/NMCNTT_BTVN_SS8_EX2.docx
@@ -55,11 +55,24 @@
       </w:r>
     </w:p>
     <w:p>
+      <w:pPr>
+        <w:rPr>
+          <w:lang w:val="en-US" w:eastAsia="zh-CN"/>
+        </w:rPr>
+      </w:pPr>
       <w:r>
         <w:rPr>
           <w:lang w:val="en-US" w:eastAsia="zh-CN"/>
         </w:rPr>
-        <w:t xml:space="preserve"> PS&gt; select-string “error” server.log Select-String -Path ".\access.log" -Pattern "error"</w:t>
+        <w:t xml:space="preserve"> PS&gt; select-string “error” server.log </w:t>
+      </w:r>
+    </w:p>
+    <w:p>
+      <w:r>
+        <w:rPr>
+          <w:lang w:val="en-US" w:eastAsia="zh-CN"/>
+        </w:rPr>
+        <w:t>Select-String -Path ".\access.log" -Pattern "error"</w:t>
       </w:r>
     </w:p>
     <w:p>
